--- a/docs/shared/Vandrekalender_Sitemap_v4.docx
+++ b/docs/shared/Vandrekalender_Sitemap_v4.docx
@@ -215,12 +215,6 @@
         <w:gridCol w:w="889"/>
       </w:tblGrid>
       <w:tr>
-        <w:tblPrEx>
-          <w:tblCellMar>
-            <w:top w:w="0" w:type="dxa"/>
-            <w:bottom w:w="0" w:type="dxa"/>
-          </w:tblCellMar>
-        </w:tblPrEx>
         <w:trPr>
           <w:tblHeader/>
         </w:trPr>
@@ -346,12 +340,6 @@
         </w:tc>
       </w:tr>
       <w:tr>
-        <w:tblPrEx>
-          <w:tblCellMar>
-            <w:top w:w="0" w:type="dxa"/>
-            <w:bottom w:w="0" w:type="dxa"/>
-          </w:tblCellMar>
-        </w:tblPrEx>
         <w:tc>
           <w:tcPr>
             <w:tcW w:w="0" w:type="auto"/>
@@ -385,12 +373,6 @@
         </w:tc>
       </w:tr>
       <w:tr>
-        <w:tblPrEx>
-          <w:tblCellMar>
-            <w:top w:w="0" w:type="dxa"/>
-            <w:bottom w:w="0" w:type="dxa"/>
-          </w:tblCellMar>
-        </w:tblPrEx>
         <w:tc>
           <w:tcPr>
             <w:tcW w:w="3200" w:type="dxa"/>
@@ -509,12 +491,6 @@
         </w:tc>
       </w:tr>
       <w:tr>
-        <w:tblPrEx>
-          <w:tblCellMar>
-            <w:top w:w="0" w:type="dxa"/>
-            <w:bottom w:w="0" w:type="dxa"/>
-          </w:tblCellMar>
-        </w:tblPrEx>
         <w:tc>
           <w:tcPr>
             <w:tcW w:w="3200" w:type="dxa"/>
@@ -633,12 +609,6 @@
         </w:tc>
       </w:tr>
       <w:tr>
-        <w:tblPrEx>
-          <w:tblCellMar>
-            <w:top w:w="0" w:type="dxa"/>
-            <w:bottom w:w="0" w:type="dxa"/>
-          </w:tblCellMar>
-        </w:tblPrEx>
         <w:tc>
           <w:tcPr>
             <w:tcW w:w="3200" w:type="dxa"/>
@@ -757,12 +727,6 @@
         </w:tc>
       </w:tr>
       <w:tr>
-        <w:tblPrEx>
-          <w:tblCellMar>
-            <w:top w:w="0" w:type="dxa"/>
-            <w:bottom w:w="0" w:type="dxa"/>
-          </w:tblCellMar>
-        </w:tblPrEx>
         <w:tc>
           <w:tcPr>
             <w:tcW w:w="3200" w:type="dxa"/>
@@ -881,12 +845,6 @@
         </w:tc>
       </w:tr>
       <w:tr>
-        <w:tblPrEx>
-          <w:tblCellMar>
-            <w:top w:w="0" w:type="dxa"/>
-            <w:bottom w:w="0" w:type="dxa"/>
-          </w:tblCellMar>
-        </w:tblPrEx>
         <w:tc>
           <w:tcPr>
             <w:tcW w:w="3200" w:type="dxa"/>
@@ -1005,12 +963,6 @@
         </w:tc>
       </w:tr>
       <w:tr>
-        <w:tblPrEx>
-          <w:tblCellMar>
-            <w:top w:w="0" w:type="dxa"/>
-            <w:bottom w:w="0" w:type="dxa"/>
-          </w:tblCellMar>
-        </w:tblPrEx>
         <w:tc>
           <w:tcPr>
             <w:tcW w:w="3200" w:type="dxa"/>
@@ -1130,12 +1082,6 @@
         </w:tc>
       </w:tr>
       <w:tr>
-        <w:tblPrEx>
-          <w:tblCellMar>
-            <w:top w:w="0" w:type="dxa"/>
-            <w:bottom w:w="0" w:type="dxa"/>
-          </w:tblCellMar>
-        </w:tblPrEx>
         <w:tc>
           <w:tcPr>
             <w:tcW w:w="3200" w:type="dxa"/>
@@ -1254,12 +1200,6 @@
         </w:tc>
       </w:tr>
       <w:tr>
-        <w:tblPrEx>
-          <w:tblCellMar>
-            <w:top w:w="0" w:type="dxa"/>
-            <w:bottom w:w="0" w:type="dxa"/>
-          </w:tblCellMar>
-        </w:tblPrEx>
         <w:tc>
           <w:tcPr>
             <w:tcW w:w="3200" w:type="dxa"/>
@@ -1378,12 +1318,6 @@
         </w:tc>
       </w:tr>
       <w:tr>
-        <w:tblPrEx>
-          <w:tblCellMar>
-            <w:top w:w="0" w:type="dxa"/>
-            <w:bottom w:w="0" w:type="dxa"/>
-          </w:tblCellMar>
-        </w:tblPrEx>
         <w:tc>
           <w:tcPr>
             <w:tcW w:w="0" w:type="auto"/>
@@ -1417,12 +1351,6 @@
         </w:tc>
       </w:tr>
       <w:tr>
-        <w:tblPrEx>
-          <w:tblCellMar>
-            <w:top w:w="0" w:type="dxa"/>
-            <w:bottom w:w="0" w:type="dxa"/>
-          </w:tblCellMar>
-        </w:tblPrEx>
         <w:tc>
           <w:tcPr>
             <w:tcW w:w="3200" w:type="dxa"/>
@@ -1541,12 +1469,6 @@
         </w:tc>
       </w:tr>
       <w:tr>
-        <w:tblPrEx>
-          <w:tblCellMar>
-            <w:top w:w="0" w:type="dxa"/>
-            <w:bottom w:w="0" w:type="dxa"/>
-          </w:tblCellMar>
-        </w:tblPrEx>
         <w:tc>
           <w:tcPr>
             <w:tcW w:w="3200" w:type="dxa"/>
@@ -1665,12 +1587,6 @@
         </w:tc>
       </w:tr>
       <w:tr>
-        <w:tblPrEx>
-          <w:tblCellMar>
-            <w:top w:w="0" w:type="dxa"/>
-            <w:bottom w:w="0" w:type="dxa"/>
-          </w:tblCellMar>
-        </w:tblPrEx>
         <w:tc>
           <w:tcPr>
             <w:tcW w:w="3200" w:type="dxa"/>
@@ -1789,12 +1705,6 @@
         </w:tc>
       </w:tr>
       <w:tr>
-        <w:tblPrEx>
-          <w:tblCellMar>
-            <w:top w:w="0" w:type="dxa"/>
-            <w:bottom w:w="0" w:type="dxa"/>
-          </w:tblCellMar>
-        </w:tblPrEx>
         <w:tc>
           <w:tcPr>
             <w:tcW w:w="0" w:type="auto"/>
@@ -1828,12 +1738,6 @@
         </w:tc>
       </w:tr>
       <w:tr>
-        <w:tblPrEx>
-          <w:tblCellMar>
-            <w:top w:w="0" w:type="dxa"/>
-            <w:bottom w:w="0" w:type="dxa"/>
-          </w:tblCellMar>
-        </w:tblPrEx>
         <w:tc>
           <w:tcPr>
             <w:tcW w:w="3200" w:type="dxa"/>
@@ -1952,12 +1856,6 @@
         </w:tc>
       </w:tr>
       <w:tr>
-        <w:tblPrEx>
-          <w:tblCellMar>
-            <w:top w:w="0" w:type="dxa"/>
-            <w:bottom w:w="0" w:type="dxa"/>
-          </w:tblCellMar>
-        </w:tblPrEx>
         <w:tc>
           <w:tcPr>
             <w:tcW w:w="3200" w:type="dxa"/>
@@ -2076,12 +1974,6 @@
         </w:tc>
       </w:tr>
       <w:tr>
-        <w:tblPrEx>
-          <w:tblCellMar>
-            <w:top w:w="0" w:type="dxa"/>
-            <w:bottom w:w="0" w:type="dxa"/>
-          </w:tblCellMar>
-        </w:tblPrEx>
         <w:tc>
           <w:tcPr>
             <w:tcW w:w="3200" w:type="dxa"/>
@@ -2200,12 +2092,6 @@
         </w:tc>
       </w:tr>
       <w:tr>
-        <w:tblPrEx>
-          <w:tblCellMar>
-            <w:top w:w="0" w:type="dxa"/>
-            <w:bottom w:w="0" w:type="dxa"/>
-          </w:tblCellMar>
-        </w:tblPrEx>
         <w:tc>
           <w:tcPr>
             <w:tcW w:w="3200" w:type="dxa"/>
@@ -2324,12 +2210,6 @@
         </w:tc>
       </w:tr>
       <w:tr>
-        <w:tblPrEx>
-          <w:tblCellMar>
-            <w:top w:w="0" w:type="dxa"/>
-            <w:bottom w:w="0" w:type="dxa"/>
-          </w:tblCellMar>
-        </w:tblPrEx>
         <w:tc>
           <w:tcPr>
             <w:tcW w:w="3200" w:type="dxa"/>
@@ -2449,12 +2329,6 @@
         </w:tc>
       </w:tr>
       <w:tr>
-        <w:tblPrEx>
-          <w:tblCellMar>
-            <w:top w:w="0" w:type="dxa"/>
-            <w:bottom w:w="0" w:type="dxa"/>
-          </w:tblCellMar>
-        </w:tblPrEx>
         <w:tc>
           <w:tcPr>
             <w:tcW w:w="3200" w:type="dxa"/>
@@ -2573,12 +2447,6 @@
         </w:tc>
       </w:tr>
       <w:tr>
-        <w:tblPrEx>
-          <w:tblCellMar>
-            <w:top w:w="0" w:type="dxa"/>
-            <w:bottom w:w="0" w:type="dxa"/>
-          </w:tblCellMar>
-        </w:tblPrEx>
         <w:tc>
           <w:tcPr>
             <w:tcW w:w="0" w:type="auto"/>
@@ -2612,12 +2480,6 @@
         </w:tc>
       </w:tr>
       <w:tr>
-        <w:tblPrEx>
-          <w:tblCellMar>
-            <w:top w:w="0" w:type="dxa"/>
-            <w:bottom w:w="0" w:type="dxa"/>
-          </w:tblCellMar>
-        </w:tblPrEx>
         <w:tc>
           <w:tcPr>
             <w:tcW w:w="3200" w:type="dxa"/>
@@ -2736,12 +2598,6 @@
         </w:tc>
       </w:tr>
       <w:tr>
-        <w:tblPrEx>
-          <w:tblCellMar>
-            <w:top w:w="0" w:type="dxa"/>
-            <w:bottom w:w="0" w:type="dxa"/>
-          </w:tblCellMar>
-        </w:tblPrEx>
         <w:tc>
           <w:tcPr>
             <w:tcW w:w="3200" w:type="dxa"/>
@@ -2860,12 +2716,6 @@
         </w:tc>
       </w:tr>
       <w:tr>
-        <w:tblPrEx>
-          <w:tblCellMar>
-            <w:top w:w="0" w:type="dxa"/>
-            <w:bottom w:w="0" w:type="dxa"/>
-          </w:tblCellMar>
-        </w:tblPrEx>
         <w:tc>
           <w:tcPr>
             <w:tcW w:w="3200" w:type="dxa"/>
@@ -2984,12 +2834,6 @@
         </w:tc>
       </w:tr>
       <w:tr>
-        <w:tblPrEx>
-          <w:tblCellMar>
-            <w:top w:w="0" w:type="dxa"/>
-            <w:bottom w:w="0" w:type="dxa"/>
-          </w:tblCellMar>
-        </w:tblPrEx>
         <w:tc>
           <w:tcPr>
             <w:tcW w:w="3200" w:type="dxa"/>
@@ -3108,12 +2952,6 @@
         </w:tc>
       </w:tr>
       <w:tr>
-        <w:tblPrEx>
-          <w:tblCellMar>
-            <w:top w:w="0" w:type="dxa"/>
-            <w:bottom w:w="0" w:type="dxa"/>
-          </w:tblCellMar>
-        </w:tblPrEx>
         <w:tc>
           <w:tcPr>
             <w:tcW w:w="0" w:type="auto"/>
@@ -3147,12 +2985,6 @@
         </w:tc>
       </w:tr>
       <w:tr>
-        <w:tblPrEx>
-          <w:tblCellMar>
-            <w:top w:w="0" w:type="dxa"/>
-            <w:bottom w:w="0" w:type="dxa"/>
-          </w:tblCellMar>
-        </w:tblPrEx>
         <w:tc>
           <w:tcPr>
             <w:tcW w:w="3200" w:type="dxa"/>
@@ -3271,12 +3103,6 @@
         </w:tc>
       </w:tr>
       <w:tr>
-        <w:tblPrEx>
-          <w:tblCellMar>
-            <w:top w:w="0" w:type="dxa"/>
-            <w:bottom w:w="0" w:type="dxa"/>
-          </w:tblCellMar>
-        </w:tblPrEx>
         <w:tc>
           <w:tcPr>
             <w:tcW w:w="3200" w:type="dxa"/>
@@ -3395,12 +3221,6 @@
         </w:tc>
       </w:tr>
       <w:tr>
-        <w:tblPrEx>
-          <w:tblCellMar>
-            <w:top w:w="0" w:type="dxa"/>
-            <w:bottom w:w="0" w:type="dxa"/>
-          </w:tblCellMar>
-        </w:tblPrEx>
         <w:tc>
           <w:tcPr>
             <w:tcW w:w="3200" w:type="dxa"/>
@@ -4032,7 +3852,7 @@
         <w:spacing w:after="80"/>
       </w:pPr>
       <w:r>
-        <w:t>Custom event fields (via ACF or custom post type plugin): title, date, start time, location, distance, difficulty, description, photos, max participants, external link</w:t>
+        <w:t>Custom event fields (custom post type plugin): title, date, start time, location, distance, difficulty, description, photos, max participants, external link</w:t>
       </w:r>
     </w:p>
     <w:p>
@@ -4259,6 +4079,7 @@
         <w:spacing w:after="80"/>
       </w:pPr>
       <w:r>
+        <w:lastRenderedPageBreak/>
         <w:t>staging.vandrekalender.dk — mirrors production, used for development</w:t>
       </w:r>
     </w:p>
@@ -4316,7 +4137,27 @@
           <w:sz w:val="22"/>
           <w:szCs w:val="22"/>
         </w:rPr>
-        <w:t>vandrekalender.dk  —  Sitemap v1.0</w:t>
+        <w:t>vandrekalender.dk  —  Sitemap v</w:t>
+      </w:r>
+      <w:r>
+        <w:rPr>
+          <w:i/>
+          <w:iCs/>
+          <w:color w:val="AAAAAA"/>
+          <w:sz w:val="22"/>
+          <w:szCs w:val="22"/>
+        </w:rPr>
+        <w:t>4</w:t>
+      </w:r>
+      <w:r>
+        <w:rPr>
+          <w:i/>
+          <w:iCs/>
+          <w:color w:val="AAAAAA"/>
+          <w:sz w:val="22"/>
+          <w:szCs w:val="22"/>
+        </w:rPr>
+        <w:t>.0</w:t>
       </w:r>
     </w:p>
     <w:sectPr>
